--- a/pr-preview/pr-12/kolmogorov-complexity-tracked-changes.docx
+++ b/pr-preview/pr-12/kolmogorov-complexity-tracked-changes.docx
@@ -26,7 +26,7 @@
       </w:pPr>
       <w:ins w:id="2" w:author="PR Preview" w:date="2026-01-01T00:00:00Z">
         <w:r>
-          <w:t xml:space="preserve">Last modified: 2026-10-14 11:52:10 (PDT)</w:t>
+          <w:t xml:space="preserve">Last modified: 2026-10-14 17:56:51 (PDT)</w:t>
         </w:r>
       </w:ins>
     </w:p>
@@ -341,19 +341,23 @@
             <m:t>K</m:t>
           </m:r>
           <m:r>
-            <m:rPr>
-              <m:sty m:val="p"/>
-            </m:rPr>
-            <m:t>(</m:t>
+            <m:t>​</m:t>
           </m:r>
+          <m:d>
+            <m:dPr>
+              <m:begChr m:val="("/>
+              <m:sepChr m:val=""/>
+              <m:endChr m:val=")"/>
+              <m:grow/>
+            </m:dPr>
+            <m:e>
+              <m:r>
+                <m:t>x</m:t>
+              </m:r>
+            </m:e>
+          </m:d>
           <m:r>
-            <m:t>x</m:t>
-          </m:r>
-          <m:r>
-            <m:rPr>
-              <m:sty m:val="p"/>
-            </m:rPr>
-            <m:t>)</m:t>
+            <m:t>​</m:t>
           </m:r>
           <m:limUpp>
             <m:e>
@@ -381,68 +385,72 @@
             <m:t>min</m:t>
           </m:r>
           <m:r>
-            <m:rPr>
-              <m:sty m:val="p"/>
-            </m:rPr>
-            <m:t>{</m:t>
-          </m:r>
-          <m:r>
             <m:t>​</m:t>
           </m:r>
           <m:d>
             <m:dPr>
-              <m:begChr m:val="|"/>
+              <m:begChr m:val="{"/>
               <m:sepChr m:val=""/>
-              <m:endChr m:val="|"/>
+              <m:endChr m:val="}"/>
               <m:grow/>
             </m:dPr>
             <m:e>
               <m:r>
+                <m:t>​</m:t>
+              </m:r>
+              <m:d>
+                <m:dPr>
+                  <m:begChr m:val="|"/>
+                  <m:sepChr m:val=""/>
+                  <m:endChr m:val="|"/>
+                  <m:grow/>
+                </m:dPr>
+                <m:e>
+                  <m:r>
+                    <m:t>p</m:t>
+                  </m:r>
+                </m:e>
+              </m:d>
+              <m:r>
+                <m:t>​</m:t>
+              </m:r>
+              <m:r>
+                <m:rPr>
+                  <m:sty m:val="p"/>
+                </m:rPr>
+                <m:t>:</m:t>
+              </m:r>
+              <m:r>
+                <m:t>U</m:t>
+              </m:r>
+              <m:r>
+                <m:rPr>
+                  <m:sty m:val="p"/>
+                </m:rPr>
+                <m:t>(</m:t>
+              </m:r>
+              <m:r>
                 <m:t>p</m:t>
+              </m:r>
+              <m:r>
+                <m:rPr>
+                  <m:sty m:val="p"/>
+                </m:rPr>
+                <m:t>)</m:t>
+              </m:r>
+              <m:r>
+                <m:rPr>
+                  <m:sty m:val="p"/>
+                </m:rPr>
+                <m:t>=</m:t>
+              </m:r>
+              <m:r>
+                <m:t>x</m:t>
               </m:r>
             </m:e>
           </m:d>
           <m:r>
             <m:t>​</m:t>
-          </m:r>
-          <m:r>
-            <m:rPr>
-              <m:sty m:val="p"/>
-            </m:rPr>
-            <m:t>:</m:t>
-          </m:r>
-          <m:r>
-            <m:t>U</m:t>
-          </m:r>
-          <m:r>
-            <m:rPr>
-              <m:sty m:val="p"/>
-            </m:rPr>
-            <m:t>(</m:t>
-          </m:r>
-          <m:r>
-            <m:t>p</m:t>
-          </m:r>
-          <m:r>
-            <m:rPr>
-              <m:sty m:val="p"/>
-            </m:rPr>
-            <m:t>)</m:t>
-          </m:r>
-          <m:r>
-            <m:rPr>
-              <m:sty m:val="p"/>
-            </m:rPr>
-            <m:t>=</m:t>
-          </m:r>
-          <m:r>
-            <m:t>x</m:t>
-          </m:r>
-          <m:r>
-            <m:rPr>
-              <m:sty m:val="p"/>
-            </m:rPr>
-            <m:t>}</m:t>
           </m:r>
           <m:r>
             <m:rPr>
@@ -1318,28 +1326,32 @@
             <m:t>K</m:t>
           </m:r>
           <m:r>
-            <m:rPr>
-              <m:sty m:val="p"/>
-            </m:rPr>
-            <m:t>(</m:t>
+            <m:t>​</m:t>
           </m:r>
+          <m:d>
+            <m:dPr>
+              <m:begChr m:val="("/>
+              <m:sepChr m:val=""/>
+              <m:endChr m:val=")"/>
+              <m:grow/>
+            </m:dPr>
+            <m:e>
+              <m:r>
+                <m:t>x</m:t>
+              </m:r>
+              <m:r>
+                <m:rPr>
+                  <m:sty m:val="p"/>
+                </m:rPr>
+                <m:t>∣</m:t>
+              </m:r>
+              <m:r>
+                <m:t>n</m:t>
+              </m:r>
+            </m:e>
+          </m:d>
           <m:r>
-            <m:t>x</m:t>
-          </m:r>
-          <m:r>
-            <m:rPr>
-              <m:sty m:val="p"/>
-            </m:rPr>
-            <m:t>∣</m:t>
-          </m:r>
-          <m:r>
-            <m:t>n</m:t>
-          </m:r>
-          <m:r>
-            <m:rPr>
-              <m:sty m:val="p"/>
-            </m:rPr>
-            <m:t>)</m:t>
+            <m:t>​</m:t>
           </m:r>
           <m:limUpp>
             <m:e>
@@ -1367,77 +1379,81 @@
             <m:t>min</m:t>
           </m:r>
           <m:r>
-            <m:rPr>
-              <m:sty m:val="p"/>
-            </m:rPr>
-            <m:t>{</m:t>
-          </m:r>
-          <m:r>
             <m:t>​</m:t>
           </m:r>
           <m:d>
             <m:dPr>
-              <m:begChr m:val="|"/>
+              <m:begChr m:val="{"/>
               <m:sepChr m:val=""/>
-              <m:endChr m:val="|"/>
+              <m:endChr m:val="}"/>
               <m:grow/>
             </m:dPr>
             <m:e>
               <m:r>
+                <m:t>​</m:t>
+              </m:r>
+              <m:d>
+                <m:dPr>
+                  <m:begChr m:val="|"/>
+                  <m:sepChr m:val=""/>
+                  <m:endChr m:val="|"/>
+                  <m:grow/>
+                </m:dPr>
+                <m:e>
+                  <m:r>
+                    <m:t>p</m:t>
+                  </m:r>
+                </m:e>
+              </m:d>
+              <m:r>
+                <m:t>​</m:t>
+              </m:r>
+              <m:r>
+                <m:rPr>
+                  <m:sty m:val="p"/>
+                </m:rPr>
+                <m:t>:</m:t>
+              </m:r>
+              <m:r>
+                <m:t>U</m:t>
+              </m:r>
+              <m:r>
+                <m:rPr>
+                  <m:sty m:val="p"/>
+                </m:rPr>
+                <m:t>(</m:t>
+              </m:r>
+              <m:r>
                 <m:t>p</m:t>
+              </m:r>
+              <m:r>
+                <m:rPr>
+                  <m:sty m:val="p"/>
+                </m:rPr>
+                <m:t>,</m:t>
+              </m:r>
+              <m:r>
+                <m:t>n</m:t>
+              </m:r>
+              <m:r>
+                <m:rPr>
+                  <m:sty m:val="p"/>
+                </m:rPr>
+                <m:t>)</m:t>
+              </m:r>
+              <m:r>
+                <m:rPr>
+                  <m:sty m:val="p"/>
+                </m:rPr>
+                <m:t>=</m:t>
+              </m:r>
+              <m:r>
+                <m:t>x</m:t>
               </m:r>
             </m:e>
           </m:d>
           <m:r>
             <m:t>​</m:t>
-          </m:r>
-          <m:r>
-            <m:rPr>
-              <m:sty m:val="p"/>
-            </m:rPr>
-            <m:t>:</m:t>
-          </m:r>
-          <m:r>
-            <m:t>U</m:t>
-          </m:r>
-          <m:r>
-            <m:rPr>
-              <m:sty m:val="p"/>
-            </m:rPr>
-            <m:t>(</m:t>
-          </m:r>
-          <m:r>
-            <m:t>p</m:t>
-          </m:r>
-          <m:r>
-            <m:rPr>
-              <m:sty m:val="p"/>
-            </m:rPr>
-            <m:t>,</m:t>
-          </m:r>
-          <m:r>
-            <m:t>n</m:t>
-          </m:r>
-          <m:r>
-            <m:rPr>
-              <m:sty m:val="p"/>
-            </m:rPr>
-            <m:t>)</m:t>
-          </m:r>
-          <m:r>
-            <m:rPr>
-              <m:sty m:val="p"/>
-            </m:rPr>
-            <m:t>=</m:t>
-          </m:r>
-          <m:r>
-            <m:t>x</m:t>
-          </m:r>
-          <m:r>
-            <m:rPr>
-              <m:sty m:val="p"/>
-            </m:rPr>
-            <m:t>}</m:t>
           </m:r>
           <m:r>
             <m:rPr>
@@ -2978,19 +2994,23 @@
             </m:sub>
           </m:sSub>
           <m:r>
-            <m:rPr>
-              <m:sty m:val="p"/>
-            </m:rPr>
-            <m:t>(</m:t>
+            <m:t>​</m:t>
           </m:r>
+          <m:d>
+            <m:dPr>
+              <m:begChr m:val="("/>
+              <m:sepChr m:val=""/>
+              <m:endChr m:val=")"/>
+              <m:grow/>
+            </m:dPr>
+            <m:e>
+              <m:r>
+                <m:t>x</m:t>
+              </m:r>
+            </m:e>
+          </m:d>
           <m:r>
-            <m:t>x</m:t>
-          </m:r>
-          <m:r>
-            <m:rPr>
-              <m:sty m:val="p"/>
-            </m:rPr>
-            <m:t>)</m:t>
+            <m:t>​</m:t>
           </m:r>
           <m:r>
             <m:rPr>
@@ -3011,19 +3031,23 @@
             </m:sub>
           </m:sSub>
           <m:r>
-            <m:rPr>
-              <m:sty m:val="p"/>
-            </m:rPr>
-            <m:t>(</m:t>
+            <m:t>​</m:t>
           </m:r>
+          <m:d>
+            <m:dPr>
+              <m:begChr m:val="("/>
+              <m:sepChr m:val=""/>
+              <m:endChr m:val=")"/>
+              <m:grow/>
+            </m:dPr>
+            <m:e>
+              <m:r>
+                <m:t>x</m:t>
+              </m:r>
+            </m:e>
+          </m:d>
           <m:r>
-            <m:t>x</m:t>
-          </m:r>
-          <m:r>
-            <m:rPr>
-              <m:sty m:val="p"/>
-            </m:rPr>
-            <m:t>)</m:t>
+            <m:t>​</m:t>
           </m:r>
           <m:r>
             <m:rPr>
@@ -3069,28 +3093,32 @@
             </m:sub>
           </m:sSub>
           <m:r>
-            <m:rPr>
-              <m:sty m:val="p"/>
-            </m:rPr>
-            <m:t>(</m:t>
+            <m:t>​</m:t>
           </m:r>
+          <m:d>
+            <m:dPr>
+              <m:begChr m:val="("/>
+              <m:sepChr m:val=""/>
+              <m:endChr m:val=")"/>
+              <m:grow/>
+            </m:dPr>
+            <m:e>
+              <m:r>
+                <m:t>x</m:t>
+              </m:r>
+              <m:r>
+                <m:rPr>
+                  <m:sty m:val="p"/>
+                </m:rPr>
+                <m:t>∣</m:t>
+              </m:r>
+              <m:r>
+                <m:t>n</m:t>
+              </m:r>
+            </m:e>
+          </m:d>
           <m:r>
-            <m:t>x</m:t>
-          </m:r>
-          <m:r>
-            <m:rPr>
-              <m:sty m:val="p"/>
-            </m:rPr>
-            <m:t>∣</m:t>
-          </m:r>
-          <m:r>
-            <m:t>n</m:t>
-          </m:r>
-          <m:r>
-            <m:rPr>
-              <m:sty m:val="p"/>
-            </m:rPr>
-            <m:t>)</m:t>
+            <m:t>​</m:t>
           </m:r>
           <m:r>
             <m:rPr>
@@ -3111,28 +3139,32 @@
             </m:sub>
           </m:sSub>
           <m:r>
-            <m:rPr>
-              <m:sty m:val="p"/>
-            </m:rPr>
-            <m:t>(</m:t>
+            <m:t>​</m:t>
           </m:r>
+          <m:d>
+            <m:dPr>
+              <m:begChr m:val="("/>
+              <m:sepChr m:val=""/>
+              <m:endChr m:val=")"/>
+              <m:grow/>
+            </m:dPr>
+            <m:e>
+              <m:r>
+                <m:t>x</m:t>
+              </m:r>
+              <m:r>
+                <m:rPr>
+                  <m:sty m:val="p"/>
+                </m:rPr>
+                <m:t>∣</m:t>
+              </m:r>
+              <m:r>
+                <m:t>n</m:t>
+              </m:r>
+            </m:e>
+          </m:d>
           <m:r>
-            <m:t>x</m:t>
-          </m:r>
-          <m:r>
-            <m:rPr>
-              <m:sty m:val="p"/>
-            </m:rPr>
-            <m:t>∣</m:t>
-          </m:r>
-          <m:r>
-            <m:t>n</m:t>
-          </m:r>
-          <m:r>
-            <m:rPr>
-              <m:sty m:val="p"/>
-            </m:rPr>
-            <m:t>)</m:t>
+            <m:t>​</m:t>
           </m:r>
           <m:r>
             <m:rPr>
@@ -3615,19 +3647,23 @@
           </m:sub>
         </m:sSub>
         <m:r>
-          <m:rPr>
-            <m:sty m:val="p"/>
-          </m:rPr>
-          <m:t>(</m:t>
-        </m:r>
-        <m:r>
-          <m:t>x</m:t>
-        </m:r>
-        <m:r>
-          <m:rPr>
-            <m:sty m:val="p"/>
-          </m:rPr>
-          <m:t>)</m:t>
+          <m:t>​</m:t>
+        </m:r>
+        <m:d>
+          <m:dPr>
+            <m:begChr m:val="("/>
+            <m:sepChr m:val=""/>
+            <m:endChr m:val=")"/>
+            <m:grow/>
+          </m:dPr>
+          <m:e>
+            <m:r>
+              <m:t>x</m:t>
+            </m:r>
+          </m:e>
+        </m:d>
+        <m:r>
+          <m:t>​</m:t>
         </m:r>
         <m:r>
           <m:rPr>
@@ -3707,19 +3743,23 @@
           </m:sub>
         </m:sSub>
         <m:r>
-          <m:rPr>
-            <m:sty m:val="p"/>
-          </m:rPr>
-          <m:t>(</m:t>
-        </m:r>
-        <m:r>
-          <m:t>x</m:t>
-        </m:r>
-        <m:r>
-          <m:rPr>
-            <m:sty m:val="p"/>
-          </m:rPr>
-          <m:t>)</m:t>
+          <m:t>​</m:t>
+        </m:r>
+        <m:d>
+          <m:dPr>
+            <m:begChr m:val="("/>
+            <m:sepChr m:val=""/>
+            <m:endChr m:val=")"/>
+            <m:grow/>
+          </m:dPr>
+          <m:e>
+            <m:r>
+              <m:t>x</m:t>
+            </m:r>
+          </m:e>
+        </m:d>
+        <m:r>
+          <m:t>​</m:t>
         </m:r>
         <m:r>
           <m:rPr>
@@ -4089,19 +4129,23 @@
           </m:sub>
         </m:sSub>
         <m:r>
-          <m:rPr>
-            <m:sty m:val="p"/>
-          </m:rPr>
-          <m:t>(</m:t>
-        </m:r>
-        <m:r>
-          <m:t>x</m:t>
-        </m:r>
-        <m:r>
-          <m:rPr>
-            <m:sty m:val="p"/>
-          </m:rPr>
-          <m:t>)</m:t>
+          <m:t>​</m:t>
+        </m:r>
+        <m:d>
+          <m:dPr>
+            <m:begChr m:val="("/>
+            <m:sepChr m:val=""/>
+            <m:endChr m:val=")"/>
+            <m:grow/>
+          </m:dPr>
+          <m:e>
+            <m:r>
+              <m:t>x</m:t>
+            </m:r>
+          </m:e>
+        </m:d>
+        <m:r>
+          <m:t>​</m:t>
         </m:r>
         <m:r>
           <m:rPr>
@@ -4122,19 +4166,23 @@
           </m:sub>
         </m:sSub>
         <m:r>
-          <m:rPr>
-            <m:sty m:val="p"/>
-          </m:rPr>
-          <m:t>(</m:t>
-        </m:r>
-        <m:r>
-          <m:t>x</m:t>
-        </m:r>
-        <m:r>
-          <m:rPr>
-            <m:sty m:val="p"/>
-          </m:rPr>
-          <m:t>)</m:t>
+          <m:t>​</m:t>
+        </m:r>
+        <m:d>
+          <m:dPr>
+            <m:begChr m:val="("/>
+            <m:sepChr m:val=""/>
+            <m:endChr m:val=")"/>
+            <m:grow/>
+          </m:dPr>
+          <m:e>
+            <m:r>
+              <m:t>x</m:t>
+            </m:r>
+          </m:e>
+        </m:d>
+        <m:r>
+          <m:t>​</m:t>
         </m:r>
         <m:r>
           <m:rPr>
@@ -4208,19 +4256,23 @@
               </m:sub>
             </m:sSub>
             <m:r>
-              <m:rPr>
-                <m:sty m:val="p"/>
-              </m:rPr>
-              <m:t>(</m:t>
-            </m:r>
-            <m:r>
-              <m:t>x</m:t>
-            </m:r>
-            <m:r>
-              <m:rPr>
-                <m:sty m:val="p"/>
-              </m:rPr>
-              <m:t>)</m:t>
+              <m:t>​</m:t>
+            </m:r>
+            <m:d>
+              <m:dPr>
+                <m:begChr m:val="("/>
+                <m:sepChr m:val=""/>
+                <m:endChr m:val=")"/>
+                <m:grow/>
+              </m:dPr>
+              <m:e>
+                <m:r>
+                  <m:t>x</m:t>
+                </m:r>
+              </m:e>
+            </m:d>
+            <m:r>
+              <m:t>​</m:t>
             </m:r>
             <m:r>
               <m:rPr>
@@ -4241,19 +4293,23 @@
               </m:sub>
             </m:sSub>
             <m:r>
-              <m:rPr>
-                <m:sty m:val="p"/>
-              </m:rPr>
-              <m:t>(</m:t>
-            </m:r>
-            <m:r>
-              <m:t>x</m:t>
-            </m:r>
-            <m:r>
-              <m:rPr>
-                <m:sty m:val="p"/>
-              </m:rPr>
-              <m:t>)</m:t>
+              <m:t>​</m:t>
+            </m:r>
+            <m:d>
+              <m:dPr>
+                <m:begChr m:val="("/>
+                <m:sepChr m:val=""/>
+                <m:endChr m:val=")"/>
+                <m:grow/>
+              </m:dPr>
+              <m:e>
+                <m:r>
+                  <m:t>x</m:t>
+                </m:r>
+              </m:e>
+            </m:d>
+            <m:r>
+              <m:t>​</m:t>
             </m:r>
           </m:e>
         </m:d>
@@ -4388,28 +4444,32 @@
               </m:sub>
             </m:sSub>
             <m:r>
-              <m:rPr>
-                <m:sty m:val="p"/>
-              </m:rPr>
-              <m:t>(</m:t>
-            </m:r>
-            <m:r>
-              <m:t>x</m:t>
-            </m:r>
-            <m:r>
-              <m:rPr>
-                <m:sty m:val="p"/>
-              </m:rPr>
-              <m:t>∣</m:t>
-            </m:r>
-            <m:r>
-              <m:t>n</m:t>
-            </m:r>
-            <m:r>
-              <m:rPr>
-                <m:sty m:val="p"/>
-              </m:rPr>
-              <m:t>)</m:t>
+              <m:t>​</m:t>
+            </m:r>
+            <m:d>
+              <m:dPr>
+                <m:begChr m:val="("/>
+                <m:sepChr m:val=""/>
+                <m:endChr m:val=")"/>
+                <m:grow/>
+              </m:dPr>
+              <m:e>
+                <m:r>
+                  <m:t>x</m:t>
+                </m:r>
+                <m:r>
+                  <m:rPr>
+                    <m:sty m:val="p"/>
+                  </m:rPr>
+                  <m:t>∣</m:t>
+                </m:r>
+                <m:r>
+                  <m:t>n</m:t>
+                </m:r>
+              </m:e>
+            </m:d>
+            <m:r>
+              <m:t>​</m:t>
             </m:r>
             <m:r>
               <m:rPr>
@@ -4430,28 +4490,32 @@
               </m:sub>
             </m:sSub>
             <m:r>
-              <m:rPr>
-                <m:sty m:val="p"/>
-              </m:rPr>
-              <m:t>(</m:t>
-            </m:r>
-            <m:r>
-              <m:t>x</m:t>
-            </m:r>
-            <m:r>
-              <m:rPr>
-                <m:sty m:val="p"/>
-              </m:rPr>
-              <m:t>∣</m:t>
-            </m:r>
-            <m:r>
-              <m:t>n</m:t>
-            </m:r>
-            <m:r>
-              <m:rPr>
-                <m:sty m:val="p"/>
-              </m:rPr>
-              <m:t>)</m:t>
+              <m:t>​</m:t>
+            </m:r>
+            <m:d>
+              <m:dPr>
+                <m:begChr m:val="("/>
+                <m:sepChr m:val=""/>
+                <m:endChr m:val=")"/>
+                <m:grow/>
+              </m:dPr>
+              <m:e>
+                <m:r>
+                  <m:t>x</m:t>
+                </m:r>
+                <m:r>
+                  <m:rPr>
+                    <m:sty m:val="p"/>
+                  </m:rPr>
+                  <m:t>∣</m:t>
+                </m:r>
+                <m:r>
+                  <m:t>n</m:t>
+                </m:r>
+              </m:e>
+            </m:d>
+            <m:r>
+              <m:t>​</m:t>
             </m:r>
           </m:e>
         </m:d>
@@ -4596,19 +4660,23 @@
           <m:t>K</m:t>
         </m:r>
         <m:r>
-          <m:rPr>
-            <m:sty m:val="p"/>
-          </m:rPr>
-          <m:t>(</m:t>
-        </m:r>
-        <m:r>
-          <m:t>x</m:t>
-        </m:r>
-        <m:r>
-          <m:rPr>
-            <m:sty m:val="p"/>
-          </m:rPr>
-          <m:t>)</m:t>
+          <m:t>​</m:t>
+        </m:r>
+        <m:d>
+          <m:dPr>
+            <m:begChr m:val="("/>
+            <m:sepChr m:val=""/>
+            <m:endChr m:val=")"/>
+            <m:grow/>
+          </m:dPr>
+          <m:e>
+            <m:r>
+              <m:t>x</m:t>
+            </m:r>
+          </m:e>
+        </m:d>
+        <m:r>
+          <m:t>​</m:t>
         </m:r>
       </m:oMath>
       <w:ins w:id="393" w:author="PR Preview" w:date="2026-01-01T00:00:00Z">
@@ -4747,28 +4815,32 @@
             <m:t>K</m:t>
           </m:r>
           <m:r>
-            <m:rPr>
-              <m:sty m:val="p"/>
-            </m:rPr>
-            <m:t>(</m:t>
+            <m:t>​</m:t>
           </m:r>
+          <m:d>
+            <m:dPr>
+              <m:begChr m:val="("/>
+              <m:sepChr m:val=""/>
+              <m:endChr m:val=")"/>
+              <m:grow/>
+            </m:dPr>
+            <m:e>
+              <m:r>
+                <m:t>x</m:t>
+              </m:r>
+              <m:r>
+                <m:rPr>
+                  <m:sty m:val="p"/>
+                </m:rPr>
+                <m:t>∣</m:t>
+              </m:r>
+              <m:r>
+                <m:t>n</m:t>
+              </m:r>
+            </m:e>
+          </m:d>
           <m:r>
-            <m:t>x</m:t>
-          </m:r>
-          <m:r>
-            <m:rPr>
-              <m:sty m:val="p"/>
-            </m:rPr>
-            <m:t>∣</m:t>
-          </m:r>
-          <m:r>
-            <m:t>n</m:t>
-          </m:r>
-          <m:r>
-            <m:rPr>
-              <m:sty m:val="p"/>
-            </m:rPr>
-            <m:t>)</m:t>
+            <m:t>​</m:t>
           </m:r>
           <m:r>
             <m:rPr>
@@ -4832,19 +4904,23 @@
             <m:t>K</m:t>
           </m:r>
           <m:r>
-            <m:rPr>
-              <m:sty m:val="p"/>
-            </m:rPr>
-            <m:t>(</m:t>
+            <m:t>​</m:t>
           </m:r>
+          <m:d>
+            <m:dPr>
+              <m:begChr m:val="("/>
+              <m:sepChr m:val=""/>
+              <m:endChr m:val=")"/>
+              <m:grow/>
+            </m:dPr>
+            <m:e>
+              <m:r>
+                <m:t>x</m:t>
+              </m:r>
+            </m:e>
+          </m:d>
           <m:r>
-            <m:t>x</m:t>
-          </m:r>
-          <m:r>
-            <m:rPr>
-              <m:sty m:val="p"/>
-            </m:rPr>
-            <m:t>)</m:t>
+            <m:t>​</m:t>
           </m:r>
           <m:r>
             <m:rPr>
@@ -5054,28 +5130,32 @@
           <m:t>K</m:t>
         </m:r>
         <m:r>
-          <m:rPr>
-            <m:sty m:val="p"/>
-          </m:rPr>
-          <m:t>(</m:t>
-        </m:r>
-        <m:r>
-          <m:t>x</m:t>
-        </m:r>
-        <m:r>
-          <m:rPr>
-            <m:sty m:val="p"/>
-          </m:rPr>
-          <m:t>∣</m:t>
-        </m:r>
-        <m:r>
-          <m:t>n</m:t>
-        </m:r>
-        <m:r>
-          <m:rPr>
-            <m:sty m:val="p"/>
-          </m:rPr>
-          <m:t>)</m:t>
+          <m:t>​</m:t>
+        </m:r>
+        <m:d>
+          <m:dPr>
+            <m:begChr m:val="("/>
+            <m:sepChr m:val=""/>
+            <m:endChr m:val=")"/>
+            <m:grow/>
+          </m:dPr>
+          <m:e>
+            <m:r>
+              <m:t>x</m:t>
+            </m:r>
+            <m:r>
+              <m:rPr>
+                <m:sty m:val="p"/>
+              </m:rPr>
+              <m:t>∣</m:t>
+            </m:r>
+            <m:r>
+              <m:t>n</m:t>
+            </m:r>
+          </m:e>
+        </m:d>
+        <m:r>
+          <m:t>​</m:t>
         </m:r>
         <m:r>
           <m:rPr>
@@ -5155,34 +5235,38 @@
       </w:r>
       <m:oMath>
         <m:r>
-          <m:rPr>
-            <m:sty m:val="p"/>
-          </m:rPr>
-          <m:t>⌊</m:t>
-        </m:r>
-        <m:sSub>
+          <m:t>​</m:t>
+        </m:r>
+        <m:d>
+          <m:dPr>
+            <m:begChr m:val="⌊"/>
+            <m:sepChr m:val=""/>
+            <m:endChr m:val="⌋"/>
+            <m:grow/>
+          </m:dPr>
           <m:e>
-            <m:r>
-              <m:rPr>
-                <m:sty m:val="p"/>
-              </m:rPr>
-              <m:t>log</m:t>
+            <m:sSub>
+              <m:e>
+                <m:r>
+                  <m:rPr>
+                    <m:sty m:val="p"/>
+                  </m:rPr>
+                  <m:t>log</m:t>
+                </m:r>
+              </m:e>
+              <m:sub>
+                <m:r>
+                  <m:t>2</m:t>
+                </m:r>
+              </m:sub>
+            </m:sSub>
+            <m:r>
+              <m:t>n</m:t>
             </m:r>
           </m:e>
-          <m:sub>
-            <m:r>
-              <m:t>2</m:t>
-            </m:r>
-          </m:sub>
-        </m:sSub>
-        <m:r>
-          <m:t>n</m:t>
-        </m:r>
-        <m:r>
-          <m:rPr>
-            <m:sty m:val="p"/>
-          </m:rPr>
-          <m:t>⌋</m:t>
+        </m:d>
+        <m:r>
+          <m:t>​</m:t>
         </m:r>
         <m:r>
           <m:rPr>
@@ -5231,34 +5315,38 @@
           <m:t>2</m:t>
         </m:r>
         <m:r>
-          <m:rPr>
-            <m:sty m:val="p"/>
-          </m:rPr>
-          <m:t>⌊</m:t>
-        </m:r>
-        <m:sSub>
+          <m:t>​</m:t>
+        </m:r>
+        <m:d>
+          <m:dPr>
+            <m:begChr m:val="⌊"/>
+            <m:sepChr m:val=""/>
+            <m:endChr m:val="⌋"/>
+            <m:grow/>
+          </m:dPr>
           <m:e>
-            <m:r>
-              <m:rPr>
-                <m:sty m:val="p"/>
-              </m:rPr>
-              <m:t>log</m:t>
+            <m:sSub>
+              <m:e>
+                <m:r>
+                  <m:rPr>
+                    <m:sty m:val="p"/>
+                  </m:rPr>
+                  <m:t>log</m:t>
+                </m:r>
+              </m:e>
+              <m:sub>
+                <m:r>
+                  <m:t>2</m:t>
+                </m:r>
+              </m:sub>
+            </m:sSub>
+            <m:r>
+              <m:t>n</m:t>
             </m:r>
           </m:e>
-          <m:sub>
-            <m:r>
-              <m:t>2</m:t>
-            </m:r>
-          </m:sub>
-        </m:sSub>
-        <m:r>
-          <m:t>n</m:t>
-        </m:r>
-        <m:r>
-          <m:rPr>
-            <m:sty m:val="p"/>
-          </m:rPr>
-          <m:t>⌋</m:t>
+        </m:d>
+        <m:r>
+          <m:t>​</m:t>
         </m:r>
         <m:r>
           <m:rPr>
@@ -5962,28 +6050,32 @@
           <m:t>K</m:t>
         </m:r>
         <m:r>
-          <m:rPr>
-            <m:sty m:val="p"/>
-          </m:rPr>
-          <m:t>(</m:t>
-        </m:r>
-        <m:r>
-          <m:t>x</m:t>
-        </m:r>
-        <m:r>
-          <m:rPr>
-            <m:sty m:val="p"/>
-          </m:rPr>
-          <m:t>∣</m:t>
-        </m:r>
-        <m:r>
-          <m:t>n</m:t>
-        </m:r>
-        <m:r>
-          <m:rPr>
-            <m:sty m:val="p"/>
-          </m:rPr>
-          <m:t>)</m:t>
+          <m:t>​</m:t>
+        </m:r>
+        <m:d>
+          <m:dPr>
+            <m:begChr m:val="("/>
+            <m:sepChr m:val=""/>
+            <m:endChr m:val=")"/>
+            <m:grow/>
+          </m:dPr>
+          <m:e>
+            <m:r>
+              <m:t>x</m:t>
+            </m:r>
+            <m:r>
+              <m:rPr>
+                <m:sty m:val="p"/>
+              </m:rPr>
+              <m:t>∣</m:t>
+            </m:r>
+            <m:r>
+              <m:t>n</m:t>
+            </m:r>
+          </m:e>
+        </m:d>
+        <m:r>
+          <m:t>​</m:t>
         </m:r>
         <m:r>
           <m:rPr>
@@ -6175,19 +6267,23 @@
           <m:t>K</m:t>
         </m:r>
         <m:r>
-          <m:rPr>
-            <m:sty m:val="p"/>
-          </m:rPr>
-          <m:t>(</m:t>
-        </m:r>
-        <m:r>
-          <m:t>x</m:t>
-        </m:r>
-        <m:r>
-          <m:rPr>
-            <m:sty m:val="p"/>
-          </m:rPr>
-          <m:t>)</m:t>
+          <m:t>​</m:t>
+        </m:r>
+        <m:d>
+          <m:dPr>
+            <m:begChr m:val="("/>
+            <m:sepChr m:val=""/>
+            <m:endChr m:val=")"/>
+            <m:grow/>
+          </m:dPr>
+          <m:e>
+            <m:r>
+              <m:t>x</m:t>
+            </m:r>
+          </m:e>
+        </m:d>
+        <m:r>
+          <m:t>​</m:t>
         </m:r>
         <m:r>
           <m:rPr>
@@ -6331,28 +6427,32 @@
           <m:t>K</m:t>
         </m:r>
         <m:r>
-          <m:rPr>
-            <m:sty m:val="p"/>
-          </m:rPr>
-          <m:t>(</m:t>
-        </m:r>
-        <m:r>
-          <m:t>x</m:t>
-        </m:r>
-        <m:r>
-          <m:rPr>
-            <m:sty m:val="p"/>
-          </m:rPr>
-          <m:t>∣</m:t>
-        </m:r>
-        <m:r>
-          <m:t>n</m:t>
-        </m:r>
-        <m:r>
-          <m:rPr>
-            <m:sty m:val="p"/>
-          </m:rPr>
-          <m:t>)</m:t>
+          <m:t>​</m:t>
+        </m:r>
+        <m:d>
+          <m:dPr>
+            <m:begChr m:val="("/>
+            <m:sepChr m:val=""/>
+            <m:endChr m:val=")"/>
+            <m:grow/>
+          </m:dPr>
+          <m:e>
+            <m:r>
+              <m:t>x</m:t>
+            </m:r>
+            <m:r>
+              <m:rPr>
+                <m:sty m:val="p"/>
+              </m:rPr>
+              <m:t>∣</m:t>
+            </m:r>
+            <m:r>
+              <m:t>n</m:t>
+            </m:r>
+          </m:e>
+        </m:d>
+        <m:r>
+          <m:t>​</m:t>
         </m:r>
         <m:r>
           <m:rPr>
@@ -6678,28 +6778,32 @@
           <m:t>K</m:t>
         </m:r>
         <m:r>
-          <m:rPr>
-            <m:sty m:val="p"/>
-          </m:rPr>
-          <m:t>(</m:t>
-        </m:r>
-        <m:r>
-          <m:t>x</m:t>
-        </m:r>
-        <m:r>
-          <m:rPr>
-            <m:sty m:val="p"/>
-          </m:rPr>
-          <m:t>∣</m:t>
-        </m:r>
-        <m:r>
-          <m:t>n</m:t>
-        </m:r>
-        <m:r>
-          <m:rPr>
-            <m:sty m:val="p"/>
-          </m:rPr>
-          <m:t>)</m:t>
+          <m:t>​</m:t>
+        </m:r>
+        <m:d>
+          <m:dPr>
+            <m:begChr m:val="("/>
+            <m:sepChr m:val=""/>
+            <m:endChr m:val=")"/>
+            <m:grow/>
+          </m:dPr>
+          <m:e>
+            <m:r>
+              <m:t>x</m:t>
+            </m:r>
+            <m:r>
+              <m:rPr>
+                <m:sty m:val="p"/>
+              </m:rPr>
+              <m:t>∣</m:t>
+            </m:r>
+            <m:r>
+              <m:t>n</m:t>
+            </m:r>
+          </m:e>
+        </m:d>
+        <m:r>
+          <m:t>​</m:t>
         </m:r>
         <m:r>
           <m:rPr>
@@ -6934,19 +7038,38 @@
           <m:t>K</m:t>
         </m:r>
         <m:r>
-          <m:rPr>
-            <m:sty m:val="p"/>
-          </m:rPr>
-          <m:t>(</m:t>
-        </m:r>
-        <m:r>
-          <m:t>x</m:t>
-        </m:r>
-        <m:r>
-          <m:rPr>
-            <m:sty m:val="p"/>
-          </m:rPr>
-          <m:t>∣</m:t>
+          <m:t>​</m:t>
+        </m:r>
+        <m:d>
+          <m:dPr>
+            <m:begChr m:val="("/>
+            <m:sepChr m:val=""/>
+            <m:endChr m:val=")"/>
+            <m:grow/>
+          </m:dPr>
+          <m:e>
+            <m:r>
+              <m:t>x</m:t>
+            </m:r>
+            <m:r>
+              <m:rPr>
+                <m:sty m:val="p"/>
+              </m:rPr>
+              <m:t>∣</m:t>
+            </m:r>
+            <m:r>
+              <m:t>n</m:t>
+            </m:r>
+          </m:e>
+        </m:d>
+        <m:r>
+          <m:t>​</m:t>
+        </m:r>
+        <m:r>
+          <m:rPr>
+            <m:sty m:val="p"/>
+          </m:rPr>
+          <m:t>&lt;</m:t>
         </m:r>
         <m:r>
           <m:t>n</m:t>
@@ -6955,43 +7078,28 @@
           <m:rPr>
             <m:sty m:val="p"/>
           </m:rPr>
-          <m:t>)</m:t>
-        </m:r>
-        <m:r>
-          <m:rPr>
-            <m:sty m:val="p"/>
-          </m:rPr>
-          <m:t>&lt;</m:t>
-        </m:r>
+          <m:t>−</m:t>
+        </m:r>
+        <m:r>
+          <m:t>k</m:t>
+        </m:r>
+      </m:oMath>
+      <w:r>
+        <w:t xml:space="preserve">.</w:t>
+      </w:r>
+      <w:r>
+        <w:t xml:space="preserve"> </w:t>
+      </w:r>
+      <w:r>
+        <w:t xml:space="preserve">In particular, at least one string of length</w:t>
+      </w:r>
+      <w:r>
+        <w:t xml:space="preserve"> </w:t>
+      </w:r>
+      <m:oMath>
         <m:r>
           <m:t>n</m:t>
         </m:r>
-        <m:r>
-          <m:rPr>
-            <m:sty m:val="p"/>
-          </m:rPr>
-          <m:t>−</m:t>
-        </m:r>
-        <m:r>
-          <m:t>k</m:t>
-        </m:r>
-      </m:oMath>
-      <w:r>
-        <w:t xml:space="preserve">.</w:t>
-      </w:r>
-      <w:r>
-        <w:t xml:space="preserve"> </w:t>
-      </w:r>
-      <w:r>
-        <w:t xml:space="preserve">In particular, at least one string of length</w:t>
-      </w:r>
-      <w:r>
-        <w:t xml:space="preserve"> </w:t>
-      </w:r>
-      <m:oMath>
-        <m:r>
-          <m:t>n</m:t>
-        </m:r>
       </m:oMath>
       <w:r>
         <w:t xml:space="preserve"> </w:t>
@@ -7007,28 +7115,32 @@
           <m:t>K</m:t>
         </m:r>
         <m:r>
-          <m:rPr>
-            <m:sty m:val="p"/>
-          </m:rPr>
-          <m:t>(</m:t>
-        </m:r>
-        <m:r>
-          <m:t>x</m:t>
-        </m:r>
-        <m:r>
-          <m:rPr>
-            <m:sty m:val="p"/>
-          </m:rPr>
-          <m:t>∣</m:t>
-        </m:r>
-        <m:r>
-          <m:t>n</m:t>
-        </m:r>
-        <m:r>
-          <m:rPr>
-            <m:sty m:val="p"/>
-          </m:rPr>
-          <m:t>)</m:t>
+          <m:t>​</m:t>
+        </m:r>
+        <m:d>
+          <m:dPr>
+            <m:begChr m:val="("/>
+            <m:sepChr m:val=""/>
+            <m:endChr m:val=")"/>
+            <m:grow/>
+          </m:dPr>
+          <m:e>
+            <m:r>
+              <m:t>x</m:t>
+            </m:r>
+            <m:r>
+              <m:rPr>
+                <m:sty m:val="p"/>
+              </m:rPr>
+              <m:t>∣</m:t>
+            </m:r>
+            <m:r>
+              <m:t>n</m:t>
+            </m:r>
+          </m:e>
+        </m:d>
+        <m:r>
+          <m:t>​</m:t>
         </m:r>
         <m:r>
           <m:rPr>
@@ -7490,38 +7602,42 @@
           <m:t>K</m:t>
         </m:r>
         <m:r>
-          <m:rPr>
-            <m:sty m:val="p"/>
-          </m:rPr>
-          <m:t>(</m:t>
-        </m:r>
-        <m:r>
-          <m:t>x</m:t>
-        </m:r>
-        <m:r>
-          <m:rPr>
-            <m:sty m:val="p"/>
-          </m:rPr>
-          <m:t>∣</m:t>
+          <m:t>​</m:t>
+        </m:r>
+        <m:d>
+          <m:dPr>
+            <m:begChr m:val="("/>
+            <m:sepChr m:val=""/>
+            <m:endChr m:val=")"/>
+            <m:grow/>
+          </m:dPr>
+          <m:e>
+            <m:r>
+              <m:t>x</m:t>
+            </m:r>
+            <m:r>
+              <m:rPr>
+                <m:sty m:val="p"/>
+              </m:rPr>
+              <m:t>∣</m:t>
+            </m:r>
+            <m:r>
+              <m:t>n</m:t>
+            </m:r>
+          </m:e>
+        </m:d>
+        <m:r>
+          <m:t>​</m:t>
+        </m:r>
+        <m:r>
+          <m:rPr>
+            <m:sty m:val="p"/>
+          </m:rPr>
+          <m:t>&lt;</m:t>
         </m:r>
         <m:r>
           <m:t>n</m:t>
         </m:r>
-        <m:r>
-          <m:rPr>
-            <m:sty m:val="p"/>
-          </m:rPr>
-          <m:t>)</m:t>
-        </m:r>
-        <m:r>
-          <m:rPr>
-            <m:sty m:val="p"/>
-          </m:rPr>
-          <m:t>&lt;</m:t>
-        </m:r>
-        <m:r>
-          <m:t>n</m:t>
-        </m:r>
       </m:oMath>
       <w:r>
         <w:t xml:space="preserve">, which leaves at least one with</w:t>
@@ -7534,28 +7650,32 @@
           <m:t>K</m:t>
         </m:r>
         <m:r>
-          <m:rPr>
-            <m:sty m:val="p"/>
-          </m:rPr>
-          <m:t>(</m:t>
-        </m:r>
-        <m:r>
-          <m:t>x</m:t>
-        </m:r>
-        <m:r>
-          <m:rPr>
-            <m:sty m:val="p"/>
-          </m:rPr>
-          <m:t>∣</m:t>
-        </m:r>
-        <m:r>
-          <m:t>n</m:t>
-        </m:r>
-        <m:r>
-          <m:rPr>
-            <m:sty m:val="p"/>
-          </m:rPr>
-          <m:t>)</m:t>
+          <m:t>​</m:t>
+        </m:r>
+        <m:d>
+          <m:dPr>
+            <m:begChr m:val="("/>
+            <m:sepChr m:val=""/>
+            <m:endChr m:val=")"/>
+            <m:grow/>
+          </m:dPr>
+          <m:e>
+            <m:r>
+              <m:t>x</m:t>
+            </m:r>
+            <m:r>
+              <m:rPr>
+                <m:sty m:val="p"/>
+              </m:rPr>
+              <m:t>∣</m:t>
+            </m:r>
+            <m:r>
+              <m:t>n</m:t>
+            </m:r>
+          </m:e>
+        </m:d>
+        <m:r>
+          <m:t>​</m:t>
         </m:r>
         <m:r>
           <m:rPr>
@@ -7668,78 +7788,56 @@
           <m:rPr>
             <m:sty m:val="p"/>
           </m:rPr>
-          <m:t>P</m:t>
-        </m:r>
-        <m:r>
-          <m:rPr>
-            <m:sty m:val="p"/>
-          </m:rPr>
-          <m:t>(</m:t>
-        </m:r>
-        <m:r>
-          <m:t>K</m:t>
-        </m:r>
-        <m:r>
-          <m:rPr>
-            <m:sty m:val="p"/>
-          </m:rPr>
-          <m:t>(</m:t>
-        </m:r>
-        <m:r>
-          <m:t>x</m:t>
-        </m:r>
-        <m:r>
-          <m:rPr>
-            <m:sty m:val="p"/>
-          </m:rPr>
-          <m:t>∣</m:t>
-        </m:r>
-        <m:r>
-          <m:t>n</m:t>
-        </m:r>
-        <m:r>
-          <m:rPr>
-            <m:sty m:val="p"/>
-          </m:rPr>
-          <m:t>)</m:t>
-        </m:r>
-        <m:r>
-          <m:rPr>
-            <m:sty m:val="p"/>
-          </m:rPr>
-          <m:t>&lt;</m:t>
-        </m:r>
-        <m:r>
-          <m:t>n</m:t>
-        </m:r>
-        <m:r>
-          <m:rPr>
-            <m:sty m:val="p"/>
-          </m:rPr>
-          <m:t>−</m:t>
-        </m:r>
-        <m:r>
-          <m:t>k</m:t>
-        </m:r>
-        <m:r>
-          <m:rPr>
-            <m:sty m:val="p"/>
-          </m:rPr>
-          <m:t>)</m:t>
-        </m:r>
-        <m:r>
-          <m:rPr>
-            <m:sty m:val="p"/>
-          </m:rPr>
-          <m:t>&lt;</m:t>
-        </m:r>
-        <m:sSup>
+          <m:t>Pr</m:t>
+        </m:r>
+        <m:r>
+          <m:t>​</m:t>
+        </m:r>
+        <m:d>
+          <m:dPr>
+            <m:begChr m:val="("/>
+            <m:sepChr m:val=""/>
+            <m:endChr m:val=")"/>
+            <m:grow/>
+          </m:dPr>
           <m:e>
             <m:r>
-              <m:t>2</m:t>
-            </m:r>
-          </m:e>
-          <m:sup>
+              <m:t>K</m:t>
+            </m:r>
+            <m:r>
+              <m:t>​</m:t>
+            </m:r>
+            <m:d>
+              <m:dPr>
+                <m:begChr m:val="("/>
+                <m:sepChr m:val=""/>
+                <m:endChr m:val=")"/>
+                <m:grow/>
+              </m:dPr>
+              <m:e>
+                <m:r>
+                  <m:t>x</m:t>
+                </m:r>
+                <m:r>
+                  <m:rPr>
+                    <m:sty m:val="p"/>
+                  </m:rPr>
+                  <m:t>∣</m:t>
+                </m:r>
+                <m:r>
+                  <m:t>n</m:t>
+                </m:r>
+              </m:e>
+            </m:d>
+            <m:r>
+              <m:t>​</m:t>
+            </m:r>
+            <m:r>
+              <m:rPr>
+                <m:sty m:val="p"/>
+              </m:rPr>
+              <m:t>&lt;</m:t>
+            </m:r>
             <m:r>
               <m:t>n</m:t>
             </m:r>
@@ -7752,13 +7850,16 @@
             <m:r>
               <m:t>k</m:t>
             </m:r>
-          </m:sup>
-        </m:sSup>
-        <m:r>
-          <m:rPr>
-            <m:sty m:val="p"/>
-          </m:rPr>
-          <m:t>/</m:t>
+          </m:e>
+        </m:d>
+        <m:r>
+          <m:t>​</m:t>
+        </m:r>
+        <m:r>
+          <m:rPr>
+            <m:sty m:val="p"/>
+          </m:rPr>
+          <m:t>&lt;</m:t>
         </m:r>
         <m:sSup>
           <m:e>
@@ -7770,21 +7871,6 @@
             <m:r>
               <m:t>n</m:t>
             </m:r>
-          </m:sup>
-        </m:sSup>
-        <m:r>
-          <m:rPr>
-            <m:sty m:val="p"/>
-          </m:rPr>
-          <m:t>=</m:t>
-        </m:r>
-        <m:sSup>
-          <m:e>
-            <m:r>
-              <m:t>2</m:t>
-            </m:r>
-          </m:e>
-          <m:sup>
             <m:r>
               <m:rPr>
                 <m:sty m:val="p"/>
@@ -7796,54 +7882,30 @@
             </m:r>
           </m:sup>
         </m:sSup>
-      </m:oMath>
-      <w:r>
-        <w:t xml:space="preserve">.</w:t>
-      </w:r>
-      <w:r>
-        <w:t xml:space="preserve"> </w:t>
-      </w:r>
-      <w:r>
-        <w:t xml:space="preserve">So a string of</w:t>
-      </w:r>
-      <w:r>
-        <w:t xml:space="preserve"> </w:t>
-      </w:r>
-      <m:oMath>
-        <m:r>
-          <m:t>n</m:t>
-        </m:r>
-      </m:oMath>
-      <w:r>
-        <w:t xml:space="preserve"> </w:t>
-      </w:r>
-      <w:r>
-        <w:t xml:space="preserve">fair coin flips can be compressed by more than</w:t>
-      </w:r>
-      <w:r>
-        <w:t xml:space="preserve"> </w:t>
-      </w:r>
-      <m:oMath>
-        <m:r>
-          <m:t>k</m:t>
-        </m:r>
-      </m:oMath>
-      <w:r>
-        <w:t xml:space="preserve"> </w:t>
-      </w:r>
-      <w:r>
-        <w:t xml:space="preserve">digits</w:t>
-      </w:r>
-      <w:r>
-        <w:t xml:space="preserve"> </w:t>
-      </w:r>
-      <w:r>
-        <w:t xml:space="preserve">with probability less than</w:t>
-      </w:r>
-      <w:r>
-        <w:t xml:space="preserve"> </w:t>
-      </w:r>
-      <m:oMath>
+        <m:r>
+          <m:rPr>
+            <m:sty m:val="p"/>
+          </m:rPr>
+          <m:t>/</m:t>
+        </m:r>
+        <m:sSup>
+          <m:e>
+            <m:r>
+              <m:t>2</m:t>
+            </m:r>
+          </m:e>
+          <m:sup>
+            <m:r>
+              <m:t>n</m:t>
+            </m:r>
+          </m:sup>
+        </m:sSup>
+        <m:r>
+          <m:rPr>
+            <m:sty m:val="p"/>
+          </m:rPr>
+          <m:t>=</m:t>
+        </m:r>
         <m:sSup>
           <m:e>
             <m:r>
@@ -7870,6 +7932,72 @@
         <w:t xml:space="preserve"> </w:t>
       </w:r>
       <w:r>
+        <w:t xml:space="preserve">So a string of</w:t>
+      </w:r>
+      <w:r>
+        <w:t xml:space="preserve"> </w:t>
+      </w:r>
+      <m:oMath>
+        <m:r>
+          <m:t>n</m:t>
+        </m:r>
+      </m:oMath>
+      <w:r>
+        <w:t xml:space="preserve"> </w:t>
+      </w:r>
+      <w:r>
+        <w:t xml:space="preserve">fair coin flips can be compressed by more than</w:t>
+      </w:r>
+      <w:r>
+        <w:t xml:space="preserve"> </w:t>
+      </w:r>
+      <m:oMath>
+        <m:r>
+          <m:t>k</m:t>
+        </m:r>
+      </m:oMath>
+      <w:r>
+        <w:t xml:space="preserve"> </w:t>
+      </w:r>
+      <w:r>
+        <w:t xml:space="preserve">digits</w:t>
+      </w:r>
+      <w:r>
+        <w:t xml:space="preserve"> </w:t>
+      </w:r>
+      <w:r>
+        <w:t xml:space="preserve">with probability less than</w:t>
+      </w:r>
+      <w:r>
+        <w:t xml:space="preserve"> </w:t>
+      </w:r>
+      <m:oMath>
+        <m:sSup>
+          <m:e>
+            <m:r>
+              <m:t>2</m:t>
+            </m:r>
+          </m:e>
+          <m:sup>
+            <m:r>
+              <m:rPr>
+                <m:sty m:val="p"/>
+              </m:rPr>
+              <m:t>−</m:t>
+            </m:r>
+            <m:r>
+              <m:t>k</m:t>
+            </m:r>
+          </m:sup>
+        </m:sSup>
+      </m:oMath>
+      <w:r>
+        <w:t xml:space="preserve">.</w:t>
+      </w:r>
+      <w:r>
+        <w:t xml:space="preserve"> </w:t>
+      </w:r>
+      <w:r>
         <w:t xml:space="preserve">A string with</w:t>
       </w:r>
       <w:r>
@@ -7880,28 +8008,32 @@
           <m:t>K</m:t>
         </m:r>
         <m:r>
-          <m:rPr>
-            <m:sty m:val="p"/>
-          </m:rPr>
-          <m:t>(</m:t>
-        </m:r>
-        <m:r>
-          <m:t>x</m:t>
-        </m:r>
-        <m:r>
-          <m:rPr>
-            <m:sty m:val="p"/>
-          </m:rPr>
-          <m:t>∣</m:t>
-        </m:r>
-        <m:r>
-          <m:t>n</m:t>
-        </m:r>
-        <m:r>
-          <m:rPr>
-            <m:sty m:val="p"/>
-          </m:rPr>
-          <m:t>)</m:t>
+          <m:t>​</m:t>
+        </m:r>
+        <m:d>
+          <m:dPr>
+            <m:begChr m:val="("/>
+            <m:sepChr m:val=""/>
+            <m:endChr m:val=")"/>
+            <m:grow/>
+          </m:dPr>
+          <m:e>
+            <m:r>
+              <m:t>x</m:t>
+            </m:r>
+            <m:r>
+              <m:rPr>
+                <m:sty m:val="p"/>
+              </m:rPr>
+              <m:t>∣</m:t>
+            </m:r>
+            <m:r>
+              <m:t>n</m:t>
+            </m:r>
+          </m:e>
+        </m:d>
+        <m:r>
+          <m:t>​</m:t>
         </m:r>
         <m:r>
           <m:rPr>
@@ -8046,19 +8178,23 @@
           <m:t>K</m:t>
         </m:r>
         <m:r>
-          <m:rPr>
-            <m:sty m:val="p"/>
-          </m:rPr>
-          <m:t>(</m:t>
-        </m:r>
-        <m:r>
-          <m:t>x</m:t>
-        </m:r>
-        <m:r>
-          <m:rPr>
-            <m:sty m:val="p"/>
-          </m:rPr>
-          <m:t>)</m:t>
+          <m:t>​</m:t>
+        </m:r>
+        <m:d>
+          <m:dPr>
+            <m:begChr m:val="("/>
+            <m:sepChr m:val=""/>
+            <m:endChr m:val=")"/>
+            <m:grow/>
+          </m:dPr>
+          <m:e>
+            <m:r>
+              <m:t>x</m:t>
+            </m:r>
+          </m:e>
+        </m:d>
+        <m:r>
+          <m:t>​</m:t>
         </m:r>
       </m:oMath>
       <w:r>
@@ -8612,19 +8748,23 @@
           <m:t>K</m:t>
         </m:r>
         <m:r>
-          <m:rPr>
-            <m:sty m:val="p"/>
-          </m:rPr>
-          <m:t>(</m:t>
-        </m:r>
-        <m:r>
-          <m:t>x</m:t>
-        </m:r>
-        <m:r>
-          <m:rPr>
-            <m:sty m:val="p"/>
-          </m:rPr>
-          <m:t>)</m:t>
+          <m:t>​</m:t>
+        </m:r>
+        <m:d>
+          <m:dPr>
+            <m:begChr m:val="("/>
+            <m:sepChr m:val=""/>
+            <m:endChr m:val=")"/>
+            <m:grow/>
+          </m:dPr>
+          <m:e>
+            <m:r>
+              <m:t>x</m:t>
+            </m:r>
+          </m:e>
+        </m:d>
+        <m:r>
+          <m:t>​</m:t>
         </m:r>
       </m:oMath>
       <w:ins w:id="587" w:author="PR Preview" w:date="2026-01-01T00:00:00Z">
@@ -8755,50 +8895,54 @@
           <m:t>K</m:t>
         </m:r>
         <m:r>
-          <m:rPr>
-            <m:sty m:val="p"/>
-          </m:rPr>
-          <m:t>(</m:t>
-        </m:r>
+          <m:t>​</m:t>
+        </m:r>
+        <m:d>
+          <m:dPr>
+            <m:begChr m:val="("/>
+            <m:sepChr m:val=""/>
+            <m:endChr m:val=")"/>
+            <m:grow/>
+          </m:dPr>
+          <m:e>
+            <m:r>
+              <m:t>x</m:t>
+            </m:r>
+          </m:e>
+        </m:d>
+        <m:r>
+          <m:t>​</m:t>
+        </m:r>
+      </m:oMath>
+      <w:ins w:id="605" w:author="PR Preview" w:date="2026-01-01T00:00:00Z">
+        <w:r>
+          <w:t xml:space="preserve"> </w:t>
+        </w:r>
+      </w:ins>
+      <w:ins w:id="606" w:author="PR Preview" w:date="2026-01-01T00:00:00Z">
+        <w:r>
+          <w:t xml:space="preserve">for each one,</w:t>
+        </w:r>
+      </w:ins>
+      <w:ins w:id="607" w:author="PR Preview" w:date="2026-01-01T00:00:00Z">
+        <w:r>
+          <w:t xml:space="preserve"> </w:t>
+        </w:r>
+      </w:ins>
+      <w:ins w:id="608" w:author="PR Preview" w:date="2026-01-01T00:00:00Z">
+        <w:r>
+          <w:t xml:space="preserve">and output the first</w:t>
+        </w:r>
+      </w:ins>
+      <w:ins w:id="609" w:author="PR Preview" w:date="2026-01-01T00:00:00Z">
+        <w:r>
+          <w:t xml:space="preserve"> </w:t>
+        </w:r>
+      </w:ins>
+      <m:oMath>
         <m:r>
           <m:t>x</m:t>
         </m:r>
-        <m:r>
-          <m:rPr>
-            <m:sty m:val="p"/>
-          </m:rPr>
-          <m:t>)</m:t>
-        </m:r>
-      </m:oMath>
-      <w:ins w:id="605" w:author="PR Preview" w:date="2026-01-01T00:00:00Z">
-        <w:r>
-          <w:t xml:space="preserve"> </w:t>
-        </w:r>
-      </w:ins>
-      <w:ins w:id="606" w:author="PR Preview" w:date="2026-01-01T00:00:00Z">
-        <w:r>
-          <w:t xml:space="preserve">for each one,</w:t>
-        </w:r>
-      </w:ins>
-      <w:ins w:id="607" w:author="PR Preview" w:date="2026-01-01T00:00:00Z">
-        <w:r>
-          <w:t xml:space="preserve"> </w:t>
-        </w:r>
-      </w:ins>
-      <w:ins w:id="608" w:author="PR Preview" w:date="2026-01-01T00:00:00Z">
-        <w:r>
-          <w:t xml:space="preserve">and output the first</w:t>
-        </w:r>
-      </w:ins>
-      <w:ins w:id="609" w:author="PR Preview" w:date="2026-01-01T00:00:00Z">
-        <w:r>
-          <w:t xml:space="preserve"> </w:t>
-        </w:r>
-      </w:ins>
-      <m:oMath>
-        <m:r>
-          <m:t>x</m:t>
-        </m:r>
       </m:oMath>
       <w:ins w:id="610" w:author="PR Preview" w:date="2026-01-01T00:00:00Z">
         <w:r>
@@ -8820,19 +8964,23 @@
           <m:t>K</m:t>
         </m:r>
         <m:r>
-          <m:rPr>
-            <m:sty m:val="p"/>
-          </m:rPr>
-          <m:t>(</m:t>
-        </m:r>
-        <m:r>
-          <m:t>x</m:t>
-        </m:r>
-        <m:r>
-          <m:rPr>
-            <m:sty m:val="p"/>
-          </m:rPr>
-          <m:t>)</m:t>
+          <m:t>​</m:t>
+        </m:r>
+        <m:d>
+          <m:dPr>
+            <m:begChr m:val="("/>
+            <m:sepChr m:val=""/>
+            <m:endChr m:val=")"/>
+            <m:grow/>
+          </m:dPr>
+          <m:e>
+            <m:r>
+              <m:t>x</m:t>
+            </m:r>
+          </m:e>
+        </m:d>
+        <m:r>
+          <m:t>​</m:t>
         </m:r>
         <m:r>
           <m:rPr>
@@ -8992,19 +9140,23 @@
           <m:t>K</m:t>
         </m:r>
         <m:r>
-          <m:rPr>
-            <m:sty m:val="p"/>
-          </m:rPr>
-          <m:t>(</m:t>
-        </m:r>
-        <m:r>
-          <m:t>x</m:t>
-        </m:r>
-        <m:r>
-          <m:rPr>
-            <m:sty m:val="p"/>
-          </m:rPr>
-          <m:t>)</m:t>
+          <m:t>​</m:t>
+        </m:r>
+        <m:d>
+          <m:dPr>
+            <m:begChr m:val="("/>
+            <m:sepChr m:val=""/>
+            <m:endChr m:val=")"/>
+            <m:grow/>
+          </m:dPr>
+          <m:e>
+            <m:r>
+              <m:t>x</m:t>
+            </m:r>
+          </m:e>
+        </m:d>
+        <m:r>
+          <m:t>​</m:t>
         </m:r>
         <m:r>
           <m:rPr>
@@ -9198,19 +9350,23 @@
           <m:t>K</m:t>
         </m:r>
         <m:r>
-          <m:rPr>
-            <m:sty m:val="p"/>
-          </m:rPr>
-          <m:t>(</m:t>
-        </m:r>
-        <m:r>
-          <m:t>x</m:t>
-        </m:r>
-        <m:r>
-          <m:rPr>
-            <m:sty m:val="p"/>
-          </m:rPr>
-          <m:t>)</m:t>
+          <m:t>​</m:t>
+        </m:r>
+        <m:d>
+          <m:dPr>
+            <m:begChr m:val="("/>
+            <m:sepChr m:val=""/>
+            <m:endChr m:val=")"/>
+            <m:grow/>
+          </m:dPr>
+          <m:e>
+            <m:r>
+              <m:t>x</m:t>
+            </m:r>
+          </m:e>
+        </m:d>
+        <m:r>
+          <m:t>​</m:t>
         </m:r>
         <m:r>
           <m:rPr>
@@ -9284,19 +9440,23 @@
             <m:t>K</m:t>
           </m:r>
           <m:r>
-            <m:rPr>
-              <m:sty m:val="p"/>
-            </m:rPr>
-            <m:t>(</m:t>
+            <m:t>​</m:t>
           </m:r>
+          <m:d>
+            <m:dPr>
+              <m:begChr m:val="("/>
+              <m:sepChr m:val=""/>
+              <m:endChr m:val=")"/>
+              <m:grow/>
+            </m:dPr>
+            <m:e>
+              <m:r>
+                <m:t>x</m:t>
+              </m:r>
+            </m:e>
+          </m:d>
           <m:r>
-            <m:t>x</m:t>
-          </m:r>
-          <m:r>
-            <m:rPr>
-              <m:sty m:val="p"/>
-            </m:rPr>
-            <m:t>)</m:t>
+            <m:t>​</m:t>
           </m:r>
           <m:r>
             <m:rPr>
@@ -9984,32 +10144,27 @@
         </w:r>
       </w:ins>
       <m:oMath>
-        <m:sSub>
+        <m:r>
+          <m:t>H</m:t>
+        </m:r>
+        <m:r>
+          <m:t>​</m:t>
+        </m:r>
+        <m:d>
+          <m:dPr>
+            <m:begChr m:val="("/>
+            <m:sepChr m:val=""/>
+            <m:endChr m:val=")"/>
+            <m:grow/>
+          </m:dPr>
           <m:e>
             <m:r>
-              <m:t>H</m:t>
+              <m:t>X</m:t>
             </m:r>
           </m:e>
-          <m:sub>
-            <m:r>
-              <m:t>2</m:t>
-            </m:r>
-          </m:sub>
-        </m:sSub>
-        <m:r>
-          <m:rPr>
-            <m:sty m:val="p"/>
-          </m:rPr>
-          <m:t>(</m:t>
-        </m:r>
-        <m:r>
-          <m:t>X</m:t>
-        </m:r>
-        <m:r>
-          <m:rPr>
-            <m:sty m:val="p"/>
-          </m:rPr>
-          <m:t>)</m:t>
+        </m:d>
+        <m:r>
+          <m:t>​</m:t>
         </m:r>
       </m:oMath>
       <w:ins w:id="686" w:author="PR Preview" w:date="2026-01-01T00:00:00Z">
@@ -10289,32 +10444,27 @@
           <m:jc m:val="center"/>
         </m:oMathParaPr>
         <m:oMath>
-          <m:sSub>
+          <m:r>
+            <m:t>H</m:t>
+          </m:r>
+          <m:r>
+            <m:t>​</m:t>
+          </m:r>
+          <m:d>
+            <m:dPr>
+              <m:begChr m:val="("/>
+              <m:sepChr m:val=""/>
+              <m:endChr m:val=")"/>
+              <m:grow/>
+            </m:dPr>
             <m:e>
               <m:r>
-                <m:t>H</m:t>
+                <m:t>X</m:t>
               </m:r>
             </m:e>
-            <m:sub>
-              <m:r>
-                <m:t>2</m:t>
-              </m:r>
-            </m:sub>
-          </m:sSub>
+          </m:d>
           <m:r>
-            <m:rPr>
-              <m:sty m:val="p"/>
-            </m:rPr>
-            <m:t>(</m:t>
-          </m:r>
-          <m:r>
-            <m:t>X</m:t>
-          </m:r>
-          <m:r>
-            <m:rPr>
-              <m:sty m:val="p"/>
-            </m:rPr>
-            <m:t>)</m:t>
+            <m:t>​</m:t>
           </m:r>
           <m:r>
             <m:rPr>
@@ -10343,6 +10493,9 @@
             </m:rPr>
             <m:t>E</m:t>
           </m:r>
+          <m:r>
+            <m:t>​</m:t>
+          </m:r>
           <m:d>
             <m:dPr>
               <m:begChr m:val="["/>
@@ -10355,72 +10508,74 @@
                 <m:t>K</m:t>
               </m:r>
               <m:r>
-                <m:rPr>
-                  <m:sty m:val="p"/>
-                </m:rPr>
-                <m:t>(</m:t>
+                <m:t>​</m:t>
               </m:r>
-              <m:sSup>
+              <m:d>
+                <m:dPr>
+                  <m:begChr m:val="("/>
+                  <m:sepChr m:val=""/>
+                  <m:endChr m:val=")"/>
+                  <m:grow/>
+                </m:dPr>
                 <m:e>
+                  <m:sSup>
+                    <m:e>
+                      <m:r>
+                        <m:t>X</m:t>
+                      </m:r>
+                    </m:e>
+                    <m:sup>
+                      <m:r>
+                        <m:t>n</m:t>
+                      </m:r>
+                    </m:sup>
+                  </m:sSup>
                   <m:r>
-                    <m:t>X</m:t>
+                    <m:rPr>
+                      <m:sty m:val="p"/>
+                    </m:rPr>
+                    <m:t>∣</m:t>
                   </m:r>
-                </m:e>
-                <m:sup>
                   <m:r>
                     <m:t>n</m:t>
                   </m:r>
-                </m:sup>
-              </m:sSup>
+                </m:e>
+              </m:d>
               <m:r>
-                <m:rPr>
-                  <m:sty m:val="p"/>
-                </m:rPr>
-                <m:t>∣</m:t>
-              </m:r>
-              <m:r>
-                <m:t>n</m:t>
-              </m:r>
-              <m:r>
-                <m:rPr>
-                  <m:sty m:val="p"/>
-                </m:rPr>
-                <m:t>)</m:t>
+                <m:t>​</m:t>
               </m:r>
             </m:e>
           </m:d>
+          <m:r>
+            <m:t>​</m:t>
+          </m:r>
           <m:r>
             <m:rPr>
               <m:sty m:val="p"/>
             </m:rPr>
             <m:t>≤</m:t>
           </m:r>
-          <m:sSub>
+          <m:r>
+            <m:t>H</m:t>
+          </m:r>
+          <m:r>
+            <m:t>​</m:t>
+          </m:r>
+          <m:d>
+            <m:dPr>
+              <m:begChr m:val="("/>
+              <m:sepChr m:val=""/>
+              <m:endChr m:val=")"/>
+              <m:grow/>
+            </m:dPr>
             <m:e>
               <m:r>
-                <m:t>H</m:t>
+                <m:t>X</m:t>
               </m:r>
             </m:e>
-            <m:sub>
-              <m:r>
-                <m:t>2</m:t>
-              </m:r>
-            </m:sub>
-          </m:sSub>
+          </m:d>
           <m:r>
-            <m:rPr>
-              <m:sty m:val="p"/>
-            </m:rPr>
-            <m:t>(</m:t>
-          </m:r>
-          <m:r>
-            <m:t>X</m:t>
-          </m:r>
-          <m:r>
-            <m:rPr>
-              <m:sty m:val="p"/>
-            </m:rPr>
-            <m:t>)</m:t>
+            <m:t>​</m:t>
           </m:r>
           <m:r>
             <m:rPr>
@@ -10565,85 +10720,88 @@
           <m:t>E</m:t>
         </m:r>
         <m:r>
-          <m:rPr>
-            <m:sty m:val="p"/>
-          </m:rPr>
-          <m:t>[</m:t>
-        </m:r>
-        <m:r>
-          <m:t>K</m:t>
-        </m:r>
-        <m:r>
-          <m:rPr>
-            <m:sty m:val="p"/>
-          </m:rPr>
-          <m:t>(</m:t>
-        </m:r>
-        <m:sSup>
+          <m:t>​</m:t>
+        </m:r>
+        <m:d>
+          <m:dPr>
+            <m:begChr m:val="["/>
+            <m:sepChr m:val=""/>
+            <m:endChr m:val="]"/>
+            <m:grow/>
+          </m:dPr>
           <m:e>
             <m:r>
+              <m:t>K</m:t>
+            </m:r>
+            <m:r>
+              <m:t>​</m:t>
+            </m:r>
+            <m:d>
+              <m:dPr>
+                <m:begChr m:val="("/>
+                <m:sepChr m:val=""/>
+                <m:endChr m:val=")"/>
+                <m:grow/>
+              </m:dPr>
+              <m:e>
+                <m:sSup>
+                  <m:e>
+                    <m:r>
+                      <m:t>X</m:t>
+                    </m:r>
+                  </m:e>
+                  <m:sup>
+                    <m:r>
+                      <m:t>n</m:t>
+                    </m:r>
+                  </m:sup>
+                </m:sSup>
+                <m:r>
+                  <m:rPr>
+                    <m:sty m:val="p"/>
+                  </m:rPr>
+                  <m:t>∣</m:t>
+                </m:r>
+                <m:r>
+                  <m:t>n</m:t>
+                </m:r>
+              </m:e>
+            </m:d>
+            <m:r>
+              <m:t>​</m:t>
+            </m:r>
+          </m:e>
+        </m:d>
+        <m:r>
+          <m:t>​</m:t>
+        </m:r>
+        <m:r>
+          <m:rPr>
+            <m:sty m:val="p"/>
+          </m:rPr>
+          <m:t>→</m:t>
+        </m:r>
+        <m:r>
+          <m:t>H</m:t>
+        </m:r>
+        <m:r>
+          <m:t>​</m:t>
+        </m:r>
+        <m:d>
+          <m:dPr>
+            <m:begChr m:val="("/>
+            <m:sepChr m:val=""/>
+            <m:endChr m:val=")"/>
+            <m:grow/>
+          </m:dPr>
+          <m:e>
+            <m:r>
               <m:t>X</m:t>
             </m:r>
           </m:e>
-          <m:sup>
-            <m:r>
-              <m:t>n</m:t>
-            </m:r>
-          </m:sup>
-        </m:sSup>
-        <m:r>
-          <m:rPr>
-            <m:sty m:val="p"/>
-          </m:rPr>
-          <m:t>∣</m:t>
-        </m:r>
-        <m:r>
-          <m:t>n</m:t>
-        </m:r>
-        <m:r>
-          <m:rPr>
-            <m:sty m:val="p"/>
-          </m:rPr>
-          <m:t>)</m:t>
-        </m:r>
-        <m:r>
-          <m:rPr>
-            <m:sty m:val="p"/>
-          </m:rPr>
-          <m:t>]</m:t>
-        </m:r>
-        <m:r>
-          <m:rPr>
-            <m:sty m:val="p"/>
-          </m:rPr>
-          <m:t>→</m:t>
-        </m:r>
-        <m:sSub>
-          <m:e>
-            <m:r>
-              <m:t>H</m:t>
-            </m:r>
-          </m:e>
-          <m:sub>
-            <m:r>
-              <m:t>2</m:t>
-            </m:r>
-          </m:sub>
-        </m:sSub>
-        <m:r>
-          <m:rPr>
-            <m:sty m:val="p"/>
-          </m:rPr>
-          <m:t>(</m:t>
-        </m:r>
-        <m:r>
-          <m:t>X</m:t>
-        </m:r>
-        <m:r>
-          <m:rPr>
-            <m:sty m:val="p"/>
-          </m:rPr>
-          <m:t>)</m:t>
+        </m:d>
+        <m:r>
+          <m:t>​</m:t>
         </m:r>
       </m:oMath>
       <w:r>
@@ -10852,113 +11010,116 @@
           <m:t>E</m:t>
         </m:r>
         <m:r>
-          <m:rPr>
-            <m:sty m:val="p"/>
-          </m:rPr>
-          <m:t>[</m:t>
-        </m:r>
-        <m:r>
-          <m:t>K</m:t>
-        </m:r>
-        <m:r>
-          <m:rPr>
-            <m:sty m:val="p"/>
-          </m:rPr>
-          <m:t>(</m:t>
-        </m:r>
-        <m:sSup>
+          <m:t>​</m:t>
+        </m:r>
+        <m:d>
+          <m:dPr>
+            <m:begChr m:val="["/>
+            <m:sepChr m:val=""/>
+            <m:endChr m:val="]"/>
+            <m:grow/>
+          </m:dPr>
           <m:e>
             <m:r>
+              <m:t>K</m:t>
+            </m:r>
+            <m:r>
+              <m:t>​</m:t>
+            </m:r>
+            <m:d>
+              <m:dPr>
+                <m:begChr m:val="("/>
+                <m:sepChr m:val=""/>
+                <m:endChr m:val=")"/>
+                <m:grow/>
+              </m:dPr>
+              <m:e>
+                <m:sSup>
+                  <m:e>
+                    <m:r>
+                      <m:t>X</m:t>
+                    </m:r>
+                  </m:e>
+                  <m:sup>
+                    <m:r>
+                      <m:t>n</m:t>
+                    </m:r>
+                  </m:sup>
+                </m:sSup>
+                <m:r>
+                  <m:rPr>
+                    <m:sty m:val="p"/>
+                  </m:rPr>
+                  <m:t>∣</m:t>
+                </m:r>
+                <m:r>
+                  <m:t>n</m:t>
+                </m:r>
+              </m:e>
+            </m:d>
+            <m:r>
+              <m:t>​</m:t>
+            </m:r>
+          </m:e>
+        </m:d>
+        <m:r>
+          <m:t>​</m:t>
+        </m:r>
+      </m:oMath>
+      <w:r>
+        <w:t xml:space="preserve">.</w:t>
+      </w:r>
+      <w:r>
+        <w:t xml:space="preserve"> </w:t>
+      </w:r>
+      <w:r>
+        <w:t xml:space="preserve">If</w:t>
+      </w:r>
+      <w:r>
+        <w:t xml:space="preserve"> </w:t>
+      </w:r>
+      <m:oMath>
+        <m:r>
+          <m:t>X</m:t>
+        </m:r>
+      </m:oMath>
+      <w:r>
+        <w:t xml:space="preserve"> </w:t>
+      </w:r>
+      <w:r>
+        <w:t xml:space="preserve">takes only one value with positive probability,</w:t>
+      </w:r>
+      <w:r>
+        <w:t xml:space="preserve"> </w:t>
+      </w:r>
+      <w:r>
+        <w:t xml:space="preserve">then</w:t>
+      </w:r>
+      <w:r>
+        <w:t xml:space="preserve"> </w:t>
+      </w:r>
+      <m:oMath>
+        <m:r>
+          <m:t>H</m:t>
+        </m:r>
+        <m:r>
+          <m:t>​</m:t>
+        </m:r>
+        <m:d>
+          <m:dPr>
+            <m:begChr m:val="("/>
+            <m:sepChr m:val=""/>
+            <m:endChr m:val=")"/>
+            <m:grow/>
+          </m:dPr>
+          <m:e>
+            <m:r>
               <m:t>X</m:t>
             </m:r>
           </m:e>
-          <m:sup>
-            <m:r>
-              <m:t>n</m:t>
-            </m:r>
-          </m:sup>
-        </m:sSup>
-        <m:r>
-          <m:rPr>
-            <m:sty m:val="p"/>
-          </m:rPr>
-          <m:t>∣</m:t>
-        </m:r>
-        <m:r>
-          <m:t>n</m:t>
-        </m:r>
-        <m:r>
-          <m:rPr>
-            <m:sty m:val="p"/>
-          </m:rPr>
-          <m:t>)</m:t>
-        </m:r>
-        <m:r>
-          <m:rPr>
-            <m:sty m:val="p"/>
-          </m:rPr>
-          <m:t>]</m:t>
-        </m:r>
-      </m:oMath>
-      <w:r>
-        <w:t xml:space="preserve">.</w:t>
-      </w:r>
-      <w:r>
-        <w:t xml:space="preserve"> </w:t>
-      </w:r>
-      <w:r>
-        <w:t xml:space="preserve">If</w:t>
-      </w:r>
-      <w:r>
-        <w:t xml:space="preserve"> </w:t>
-      </w:r>
-      <m:oMath>
-        <m:r>
-          <m:t>X</m:t>
-        </m:r>
-      </m:oMath>
-      <w:r>
-        <w:t xml:space="preserve"> </w:t>
-      </w:r>
-      <w:r>
-        <w:t xml:space="preserve">takes only one value with positive probability,</w:t>
-      </w:r>
-      <w:r>
-        <w:t xml:space="preserve"> </w:t>
-      </w:r>
-      <w:r>
-        <w:t xml:space="preserve">then</w:t>
-      </w:r>
-      <w:r>
-        <w:t xml:space="preserve"> </w:t>
-      </w:r>
-      <m:oMath>
-        <m:sSub>
-          <m:e>
-            <m:r>
-              <m:t>H</m:t>
-            </m:r>
-          </m:e>
-          <m:sub>
-            <m:r>
-              <m:t>2</m:t>
-            </m:r>
-          </m:sub>
-        </m:sSub>
-        <m:r>
-          <m:rPr>
-            <m:sty m:val="p"/>
-          </m:rPr>
-          <m:t>(</m:t>
-        </m:r>
-        <m:r>
-          <m:t>X</m:t>
-        </m:r>
-        <m:r>
-          <m:rPr>
-            <m:sty m:val="p"/>
-          </m:rPr>
-          <m:t>)</m:t>
+        </m:d>
+        <m:r>
+          <m:t>​</m:t>
         </m:r>
         <m:r>
           <m:rPr>
@@ -11039,52 +11200,60 @@
           <m:t>E</m:t>
         </m:r>
         <m:r>
-          <m:rPr>
-            <m:sty m:val="p"/>
-          </m:rPr>
-          <m:t>[</m:t>
-        </m:r>
-        <m:r>
-          <m:t>K</m:t>
-        </m:r>
-        <m:r>
-          <m:rPr>
-            <m:sty m:val="p"/>
-          </m:rPr>
-          <m:t>(</m:t>
-        </m:r>
-        <m:sSup>
+          <m:t>​</m:t>
+        </m:r>
+        <m:d>
+          <m:dPr>
+            <m:begChr m:val="["/>
+            <m:sepChr m:val=""/>
+            <m:endChr m:val="]"/>
+            <m:grow/>
+          </m:dPr>
           <m:e>
             <m:r>
-              <m:t>X</m:t>
+              <m:t>K</m:t>
+            </m:r>
+            <m:r>
+              <m:t>​</m:t>
+            </m:r>
+            <m:d>
+              <m:dPr>
+                <m:begChr m:val="("/>
+                <m:sepChr m:val=""/>
+                <m:endChr m:val=")"/>
+                <m:grow/>
+              </m:dPr>
+              <m:e>
+                <m:sSup>
+                  <m:e>
+                    <m:r>
+                      <m:t>X</m:t>
+                    </m:r>
+                  </m:e>
+                  <m:sup>
+                    <m:r>
+                      <m:t>n</m:t>
+                    </m:r>
+                  </m:sup>
+                </m:sSup>
+                <m:r>
+                  <m:rPr>
+                    <m:sty m:val="p"/>
+                  </m:rPr>
+                  <m:t>∣</m:t>
+                </m:r>
+                <m:r>
+                  <m:t>n</m:t>
+                </m:r>
+              </m:e>
+            </m:d>
+            <m:r>
+              <m:t>​</m:t>
             </m:r>
           </m:e>
-          <m:sup>
-            <m:r>
-              <m:t>n</m:t>
-            </m:r>
-          </m:sup>
-        </m:sSup>
-        <m:r>
-          <m:rPr>
-            <m:sty m:val="p"/>
-          </m:rPr>
-          <m:t>∣</m:t>
-        </m:r>
-        <m:r>
-          <m:t>n</m:t>
-        </m:r>
-        <m:r>
-          <m:rPr>
-            <m:sty m:val="p"/>
-          </m:rPr>
-          <m:t>)</m:t>
-        </m:r>
-        <m:r>
-          <m:rPr>
-            <m:sty m:val="p"/>
-          </m:rPr>
-          <m:t>]</m:t>
+        </m:d>
+        <m:r>
+          <m:t>​</m:t>
         </m:r>
         <m:r>
           <m:rPr>
@@ -11092,41 +11261,36 @@
           </m:rPr>
           <m:t>≥</m:t>
         </m:r>
-        <m:sSub>
+        <m:r>
+          <m:t>H</m:t>
+        </m:r>
+        <m:r>
+          <m:t>​</m:t>
+        </m:r>
+        <m:d>
+          <m:dPr>
+            <m:begChr m:val="("/>
+            <m:sepChr m:val=""/>
+            <m:endChr m:val=")"/>
+            <m:grow/>
+          </m:dPr>
           <m:e>
-            <m:r>
-              <m:t>H</m:t>
-            </m:r>
+            <m:sSup>
+              <m:e>
+                <m:r>
+                  <m:t>X</m:t>
+                </m:r>
+              </m:e>
+              <m:sup>
+                <m:r>
+                  <m:t>n</m:t>
+                </m:r>
+              </m:sup>
+            </m:sSup>
           </m:e>
-          <m:sub>
-            <m:r>
-              <m:t>2</m:t>
-            </m:r>
-          </m:sub>
-        </m:sSub>
-        <m:r>
-          <m:rPr>
-            <m:sty m:val="p"/>
-          </m:rPr>
-          <m:t>(</m:t>
-        </m:r>
-        <m:sSup>
-          <m:e>
-            <m:r>
-              <m:t>X</m:t>
-            </m:r>
-          </m:e>
-          <m:sup>
-            <m:r>
-              <m:t>n</m:t>
-            </m:r>
-          </m:sup>
-        </m:sSup>
-        <m:r>
-          <m:rPr>
-            <m:sty m:val="p"/>
-          </m:rPr>
-          <m:t>)</m:t>
+        </m:d>
+        <m:r>
+          <m:t>​</m:t>
         </m:r>
       </m:oMath>
       <w:r>
@@ -11182,77 +11346,67 @@
         <w:t xml:space="preserve"> </w:t>
       </w:r>
       <m:oMath>
-        <m:sSub>
+        <m:r>
+          <m:t>H</m:t>
+        </m:r>
+        <m:r>
+          <m:t>​</m:t>
+        </m:r>
+        <m:d>
+          <m:dPr>
+            <m:begChr m:val="("/>
+            <m:sepChr m:val=""/>
+            <m:endChr m:val=")"/>
+            <m:grow/>
+          </m:dPr>
           <m:e>
-            <m:r>
-              <m:t>H</m:t>
-            </m:r>
+            <m:sSup>
+              <m:e>
+                <m:r>
+                  <m:t>X</m:t>
+                </m:r>
+              </m:e>
+              <m:sup>
+                <m:r>
+                  <m:t>n</m:t>
+                </m:r>
+              </m:sup>
+            </m:sSup>
           </m:e>
-          <m:sub>
-            <m:r>
-              <m:t>2</m:t>
-            </m:r>
-          </m:sub>
-        </m:sSub>
-        <m:r>
-          <m:rPr>
-            <m:sty m:val="p"/>
-          </m:rPr>
-          <m:t>(</m:t>
-        </m:r>
-        <m:sSup>
+        </m:d>
+        <m:r>
+          <m:t>​</m:t>
+        </m:r>
+        <m:r>
+          <m:rPr>
+            <m:sty m:val="p"/>
+          </m:rPr>
+          <m:t>=</m:t>
+        </m:r>
+        <m:r>
+          <m:t>n</m:t>
+        </m:r>
+        <m:r>
+          <m:t>H</m:t>
+        </m:r>
+        <m:r>
+          <m:t>​</m:t>
+        </m:r>
+        <m:d>
+          <m:dPr>
+            <m:begChr m:val="("/>
+            <m:sepChr m:val=""/>
+            <m:endChr m:val=")"/>
+            <m:grow/>
+          </m:dPr>
           <m:e>
             <m:r>
               <m:t>X</m:t>
             </m:r>
           </m:e>
-          <m:sup>
-            <m:r>
-              <m:t>n</m:t>
-            </m:r>
-          </m:sup>
-        </m:sSup>
-        <m:r>
-          <m:rPr>
-            <m:sty m:val="p"/>
-          </m:rPr>
-          <m:t>)</m:t>
-        </m:r>
-        <m:r>
-          <m:rPr>
-            <m:sty m:val="p"/>
-          </m:rPr>
-          <m:t>=</m:t>
-        </m:r>
-        <m:r>
-          <m:t>n</m:t>
-        </m:r>
-        <m:sSub>
-          <m:e>
-            <m:r>
-              <m:t>H</m:t>
-            </m:r>
-          </m:e>
-          <m:sub>
-            <m:r>
-              <m:t>2</m:t>
-            </m:r>
-          </m:sub>
-        </m:sSub>
-        <m:r>
-          <m:rPr>
-            <m:sty m:val="p"/>
-          </m:rPr>
-          <m:t>(</m:t>
-        </m:r>
-        <m:r>
-          <m:t>X</m:t>
-        </m:r>
-        <m:r>
-          <m:rPr>
-            <m:sty m:val="p"/>
-          </m:rPr>
-          <m:t>)</m:t>
+        </m:d>
+        <m:r>
+          <m:t>​</m:t>
         </m:r>
       </m:oMath>
       <w:r>
@@ -11466,32 +11620,27 @@
         <m:r>
           <m:t>n</m:t>
         </m:r>
-        <m:sSub>
+        <m:r>
+          <m:t>H</m:t>
+        </m:r>
+        <m:r>
+          <m:t>​</m:t>
+        </m:r>
+        <m:d>
+          <m:dPr>
+            <m:begChr m:val="("/>
+            <m:sepChr m:val=""/>
+            <m:endChr m:val=")"/>
+            <m:grow/>
+          </m:dPr>
           <m:e>
             <m:r>
-              <m:t>H</m:t>
+              <m:t>X</m:t>
             </m:r>
           </m:e>
-          <m:sub>
-            <m:r>
-              <m:t>2</m:t>
-            </m:r>
-          </m:sub>
-        </m:sSub>
-        <m:r>
-          <m:rPr>
-            <m:sty m:val="p"/>
-          </m:rPr>
-          <m:t>(</m:t>
-        </m:r>
-        <m:r>
-          <m:t>X</m:t>
-        </m:r>
-        <m:r>
-          <m:rPr>
-            <m:sty m:val="p"/>
-          </m:rPr>
-          <m:t>)</m:t>
+        </m:d>
+        <m:r>
+          <m:t>​</m:t>
         </m:r>
       </m:oMath>
       <w:r>
@@ -11643,28 +11792,32 @@
           <m:t>K</m:t>
         </m:r>
         <m:r>
-          <m:rPr>
-            <m:sty m:val="p"/>
-          </m:rPr>
-          <m:t>(</m:t>
-        </m:r>
-        <m:r>
-          <m:t>x</m:t>
-        </m:r>
-        <m:r>
-          <m:rPr>
-            <m:sty m:val="p"/>
-          </m:rPr>
-          <m:t>∣</m:t>
-        </m:r>
-        <m:r>
-          <m:t>n</m:t>
-        </m:r>
-        <m:r>
-          <m:rPr>
-            <m:sty m:val="p"/>
-          </m:rPr>
-          <m:t>)</m:t>
+          <m:t>​</m:t>
+        </m:r>
+        <m:d>
+          <m:dPr>
+            <m:begChr m:val="("/>
+            <m:sepChr m:val=""/>
+            <m:endChr m:val=")"/>
+            <m:grow/>
+          </m:dPr>
+          <m:e>
+            <m:r>
+              <m:t>x</m:t>
+            </m:r>
+            <m:r>
+              <m:rPr>
+                <m:sty m:val="p"/>
+              </m:rPr>
+              <m:t>∣</m:t>
+            </m:r>
+            <m:r>
+              <m:t>n</m:t>
+            </m:r>
+          </m:e>
+        </m:d>
+        <m:r>
+          <m:t>​</m:t>
         </m:r>
         <m:r>
           <m:rPr>
